--- a/paper/submission/01_title_page.docx
+++ b/paper/submission/01_title_page.docx
@@ -10,7 +10,7 @@
         <w:rPr>
           <w:b w:val="0"/>
         </w:rPr>
-        <w:t>Daily OHLC Volatility Measurement in a Cash-Only Frontier Market</w:t>
+        <w:t>When the Open Overreacts: Measuring Daily Volatility in a Frontier Market without Options</w:t>
       </w:r>
     </w:p>
     <w:p>
@@ -18,7 +18,7 @@
         <w:rPr>
           <w:b w:val="0"/>
         </w:rPr>
-        <w:t>Evidence from the Nepal Stock Exchange</w:t>
+        <w:t>Evidence from a Pre-Open Band Reform on the Nepal Stock Exchange</w:t>
       </w:r>
     </w:p>
     <w:p>
@@ -141,7 +141,7 @@
         <w:rPr>
           <w:b w:val="0"/>
         </w:rPr>
-        <w:t>Nepal has no exchange-traded equity options, so no NEPSE analogue of the VIX can be read from an option chain. This paper asks what can be measured instead from daily OHLC data, and how reliable those measurements are. It is a measurement and data-design study rather than a search for a universally superior estimator.</w:t>
+        <w:t>Nepal has no exchange-traded options and no public intraday data, so its volatility must be measured from daily open-high-low-close bars. This paper shows that the bar's opening price is mostly transient -- the trading session undoes two-thirds or more of the overnight move -- and uses NEPSE's 2026 widening of its pre-open price band as a natural experiment showing that market design shapes what daily bars measure. It is a measurement study rather than a search for a universally superior estimator.</w:t>
       </w:r>
     </w:p>
     <w:sectPr>

--- a/paper/submission/01_title_page.docx
+++ b/paper/submission/01_title_page.docx
@@ -10,7 +10,7 @@
         <w:rPr>
           <w:b w:val="0"/>
         </w:rPr>
-        <w:t>When the Open Overreacts: Measuring Daily Volatility in a Frontier Market without Options</w:t>
+        <w:t>When the Open Overreacts: Measuring Daily Volatility in Frontier Markets without Options</w:t>
       </w:r>
     </w:p>
     <w:p>
@@ -18,7 +18,7 @@
         <w:rPr>
           <w:b w:val="0"/>
         </w:rPr>
-        <w:t>Evidence from a Pre-Open Band Reform on the Nepal Stock Exchange</w:t>
+        <w:t>Evidence from Nepal's Pre-Open Band Reform and an Estimator Tested in Four Frontier Markets</w:t>
       </w:r>
     </w:p>
     <w:p>
@@ -141,7 +141,7 @@
         <w:rPr>
           <w:b w:val="0"/>
         </w:rPr>
-        <w:t>Nepal has no exchange-traded options and no public intraday data, so its volatility must be measured from daily open-high-low-close bars. This paper shows that the bar's opening price is mostly transient -- the trading session undoes two-thirds or more of the overnight move -- and uses NEPSE's 2026 widening of its pre-open price band as a natural experiment showing that market design shapes what daily bars measure. It is a measurement study rather than a search for a universally superior estimator.</w:t>
+        <w:t>Nepal has no exchange-traded options and no public intraday data, so its volatility must be measured from daily open-high-low-close bars. This paper shows that the bar's opening price is mostly transient: the trading session undoes two-thirds or more of the overnight move. It uses NEPSE's 2026 widening of its pre-open price band as a natural experiment showing that market design shapes what daily bars measure, and it builds an estimator for markets whose open overreacts, tested out of sample in four frontier markets and two benchmark indices. No estimator is claimed to dominate close-to-close everywhere.</w:t>
       </w:r>
     </w:p>
     <w:sectPr>

--- a/paper/submission/01_title_page.docx
+++ b/paper/submission/01_title_page.docx
@@ -141,7 +141,7 @@
         <w:rPr>
           <w:b w:val="0"/>
         </w:rPr>
-        <w:t>Nepal has no exchange-traded options and no public intraday data, so its volatility must be measured from daily open-high-low-close bars. This paper shows that the bar's opening price is mostly transient: the trading session undoes two-thirds or more of the overnight move. It uses NEPSE's 2026 widening of its pre-open price band as a natural experiment showing that market design shapes what daily bars measure, and it builds an estimator for markets whose open overreacts, tested out of sample in four frontier markets and two benchmark indices. No estimator is claimed to dominate close-to-close everywhere.</w:t>
+        <w:t>Nepal has no exchange-traded options and no public intraday data, so its volatility must be measured from daily open-high-low-close bars. This paper shows that the bar's opening price is mostly transient: the trading session undoes most of the overnight move. It uses NEPSE's 2026 widening of its pre-open price band as a natural experiment indicating that market design shapes what daily bars measure, and it builds an estimator for markets whose open is unreliable, tested out of sample in four frontier markets and two benchmark indices. No estimator is claimed to dominate close-to-close everywhere.</w:t>
       </w:r>
     </w:p>
     <w:sectPr>

--- a/paper/submission/01_title_page.docx
+++ b/paper/submission/01_title_page.docx
@@ -99,7 +99,7 @@
         <w:rPr>
           <w:b w:val="0"/>
         </w:rPr>
-        <w:t>Data availability. A reproducibility package accompanies this submission. It contains the frozen paper-facing panels, the external market series, the NEPSE security master used to validate the instrument classification, every producer script, a claim-to-producer-to-output reproducibility map, an audit register, and a test suite. The original stock-level NEPSE downloads are not redistributed because their redistribution terms are unresolved; the build script is included as the complete cleaning specification and the processed panels are sufficient to reproduce every reported result.</w:t>
+        <w:t>Data availability. A reproducibility package accompanies this submission. It contains the frozen paper-facing panels, the external market series, the NEPSE security master used to validate the instrument classification, every producer script, a claim-to-producer-to-output reproducibility map, an audit register, and a test suite. The original stock-level NEPSE downloads are not redistributed because their redistribution terms are unresolved; the build script is included as the complete cleaning specification and the processed panels are sufficient to reproduce every NEPSE and index result. The Bangladeshi, Vietnamese and Moroccan results need third-party files that the package documents and pins by digest but does not redistribute; a run without them reports itself as a partial reproduction.</w:t>
       </w:r>
     </w:p>
     <w:p>
@@ -115,7 +115,7 @@
         <w:rPr>
           <w:b w:val="0"/>
         </w:rPr>
-        <w:t>AI use. Analysis code and manuscript revisions were prepared with computational assistance; all empirical results are produced by the included scripts and are reproducible from the package.</w:t>
+        <w:t>AI use. Analysis code and manuscript revisions were prepared with computational assistance; all empirical results are produced by the included scripts, and those on the NEPSE panels and the two indices are reproducible from the package alone.</w:t>
       </w:r>
     </w:p>
     <w:p>
@@ -141,7 +141,7 @@
         <w:rPr>
           <w:b w:val="0"/>
         </w:rPr>
-        <w:t>Nepal has no exchange-traded options and no public intraday data, so its volatility must be measured from daily open-high-low-close bars. This paper shows that the bar's opening price is mostly transient: the trading session undoes most of the overnight move. It uses NEPSE's 2026 widening of its pre-open price band as a natural experiment indicating that market design shapes what daily bars measure, and it builds an estimator for markets whose open is unreliable, tested out of sample in four frontier markets and two benchmark indices. No estimator is claimed to dominate close-to-close everywhere.</w:t>
+        <w:t>Nepal has no exchange-traded options and no public intraday data, so its volatility must be measured from daily open-high-low-close bars. This paper shows that the bar's opening price is mostly transient: the trading session undoes most of the overnight move. NEPSE's 2026 rule package, which widened its pre-open price band, coincided with a sharp change in what daily bars measure. The paper builds an estimator for markets whose open is unreliable, tests it out of sample in four frontier markets and two benchmark indices, and retests it against forecasts built from returns alone after an audit corrected the evaluation. No estimator is claimed to dominate close-to-close everywhere.</w:t>
       </w:r>
     </w:p>
     <w:sectPr>

--- a/paper/submission/01_title_page.docx
+++ b/paper/submission/01_title_page.docx
@@ -99,7 +99,7 @@
         <w:rPr>
           <w:b w:val="0"/>
         </w:rPr>
-        <w:t>Data availability. A reproducibility package accompanies this submission. It contains the frozen paper-facing panels, the external market series, the NEPSE security master used to validate the instrument classification, every producer script, a claim-to-producer-to-output reproducibility map, an audit register, and a test suite. The original stock-level NEPSE downloads are not redistributed because their redistribution terms are unresolved; the build script is included as the complete cleaning specification and the processed panels are sufficient to reproduce every NEPSE and index result. The Bangladeshi, Vietnamese and Moroccan results need third-party files that the package documents and pins by digest but does not redistribute; a run without them reports itself as a partial reproduction.</w:t>
+        <w:t>Data availability. A reproducibility package accompanies this submission. It contains the frozen paper-facing panels, the external market series, the NEPSE security master used to validate the instrument classification, every producer script, a claim-to-producer-to-output reproducibility map, an audit register, and a test suite. The original stock-level NEPSE downloads are not redistributed because their redistribution terms are unresolved; the build script is included as the complete cleaning specification and the processed panels are sufficient to reproduce every NEPSE and index result. The Bangladeshi, Vietnamese, Moroccan and Pakistani results need third-party files that the package documents and pins by digest but does not redistribute; a run without them reports itself as a partial reproduction.</w:t>
       </w:r>
     </w:p>
     <w:p>
@@ -141,7 +141,7 @@
         <w:rPr>
           <w:b w:val="0"/>
         </w:rPr>
-        <w:t>Nepal has no exchange-traded options and no public intraday data, so its volatility must be measured from daily open-high-low-close bars. This paper shows that the bar's opening price is mostly transient: the trading session undoes most of the overnight move. NEPSE's 2026 rule package, which widened its pre-open price band, coincided with a sharp change in what daily bars measure. The paper builds an estimator for markets whose open is unreliable, tests it out of sample in four frontier markets and two benchmark indices, and retests it against forecasts built from returns alone after an audit corrected the evaluation. No estimator is claimed to dominate close-to-close everywhere.</w:t>
+        <w:t>Nepal has no exchange-traded options and no public intraday data, so its volatility must be measured from daily open-high-low-close bars. This paper shows that the bar's opening price is mostly transient: the trading session undoes most of the overnight move. NEPSE's 2026 rule package, which widened its pre-open price band, coincided with a sharp change in what daily bars measure. The paper builds an estimator for markets whose open is unreliable, tests it out of sample in four frontier markets and two benchmark indices, and retests it against forecasts built from returns alone after an audit corrected the evaluation. A second estimator, which reads a stale opening price from the other stocks' overnight moves, improves on the best of those forecasts in three of six frontier-market panels at five sessions, one of them in Pakistan, a market that played no part in its design. No estimator is claimed to dominate close-to-close everywhere.</w:t>
       </w:r>
     </w:p>
     <w:sectPr>
